--- a/05. DOCUMENTACION/01. DICCIONARIO DE DATOS/03. FISICO/DICCIONARIO_FISICO_EUREKA_RESTFUL_JAVA_CONBDD_GR01.docx
+++ b/05. DOCUMENTACION/01. DICCIONARIO DE DATOS/03. FISICO/DICCIONARIO_FISICO_EUREKA_RESTFUL_JAVA_CONBDD_GR01.docx
@@ -2342,7 +2342,7 @@
       <w:r>
         <w:drawing>
           <wp:inline distT="0" distB="0" distL="0" distR="0">
-            <wp:extent cx="3876675" cy="6667500"/>
+            <wp:extent cx="3876675" cy="2283195"/>
             <wp:effectExtent t="0" r="0" b="0" l="0"/>
             <wp:docPr id="5" name="" descr="" title=""/>
             <wp:cNvGraphicFramePr>
@@ -2358,7 +2358,7 @@
                     </pic:cNvPicPr>
                   </pic:nvPicPr>
                   <pic:blipFill>
-                    <a:blip r:embed="rId10" cstate="none"/>
+                    <a:blip r:embed="rIdPD1" cstate="none"/>
                     <a:srcRect/>
                     <a:stretch>
                       <a:fillRect/>
@@ -2367,7 +2367,7 @@
                   <pic:spPr bwMode="auto">
                     <a:xfrm>
                       <a:off x="0" y="0"/>
-                      <a:ext cx="3876675" cy="6667500"/>
+                      <a:ext cx="3876675" cy="2283195"/>
                     </a:xfrm>
                     <a:prstGeom prst="rect">
                       <a:avLst/>
